--- a/STARLAB_Unit_1/Appendixes/Appendix_J_Optional_Initial_Parent_or_Guardian_Communication.docx
+++ b/STARLAB_Unit_1/Appendixes/Appendix_J_Optional_Initial_Parent_or_Guardian_Communication.docx
@@ -34,10 +34,7 @@
         <w:rPr/>
       </w:pPr>
       <w:r>
-        <w:rPr>
-          <w:rtl w:val="0"/>
-        </w:rPr>
-        <w:t xml:space="preserve">Teachers may choose to send a brief message home early in the course.</w:t>
+        <w:t>Teachers may choose to send this brief message before the course or during Week 1. It is the shortened launch option; use the STARLAB Parent/Guardian Communication Pack as the primary coursewide source for later approval, progress, reporting, showcase, and closure messages. Customize and distribute through a district-approved channel. This message does not replace district permission, consent, media-release, fieldwork, transportation, safety, or data-privacy forms.</w:t>
       </w:r>
     </w:p>
     <w:p>

--- a/STARLAB_Unit_1/Appendixes/Appendix_J_Optional_Initial_Parent_or_Guardian_Communication.docx
+++ b/STARLAB_Unit_1/Appendixes/Appendix_J_Optional_Initial_Parent_or_Guardian_Communication.docx
@@ -4,7 +4,22 @@
   <w:body>
     <w:p>
       <w:pPr>
-        <w:pStyle w:val="Heading1"/>
+        <w:pStyle w:val="STARLABKicker"/>
+      </w:pPr>
+      <w:r>
+        <w:rPr>
+          <w:rFonts w:ascii="Arial" w:hAnsi="Arial" w:eastAsia="Arial" w:cs="Arial"/>
+          <w:color w:val="E31B23"/>
+          <w:sz w:val="18"/>
+          <w:szCs w:val="18"/>
+          <w:b w:val="1"/>
+        </w:rPr>
+        <w:t>STARLAB</w:t>
+      </w:r>
+    </w:p>
+    <w:p>
+      <w:pPr>
+        <w:pStyle w:val="STARLABResourceTitle"/>
         <w:keepNext w:val="0"/>
         <w:keepLines w:val="0"/>
         <w:spacing w:before="480" w:lineRule="auto"/>
@@ -15,25 +30,52 @@
           <w:szCs w:val="46"/>
         </w:rPr>
       </w:pPr>
-      <w:bookmarkStart w:colFirst="0" w:colLast="0" w:name="_tmfv23bkcf9e" w:id="147"/>
-      <w:bookmarkEnd w:id="147"/>
       <w:r>
         <w:rPr>
+          <w:rFonts w:ascii="Arial" w:hAnsi="Arial" w:eastAsia="Arial" w:cs="Arial"/>
+          <w:color w:val="111111"/>
+          <w:sz w:val="38"/>
+          <w:szCs w:val="38"/>
           <w:b w:val="1"/>
-          <w:bCs w:val="1"/>
-          <w:sz w:val="46"/>
-          <w:szCs w:val="46"/>
-          <w:rtl w:val="0"/>
         </w:rPr>
-        <w:t xml:space="preserve">Appendix J: Optional Initial Parent or Guardian Communication</w:t>
+        <w:t>Optional Initial Parent/Guardian Communication</w:t>
       </w:r>
     </w:p>
     <w:p>
       <w:pPr>
+        <w:pStyle w:val="STARLABResourceMeta"/>
+      </w:pPr>
+      <w:r>
+        <w:rPr>
+          <w:rFonts w:ascii="Arial" w:hAnsi="Arial" w:eastAsia="Arial" w:cs="Arial"/>
+          <w:color w:val="555555"/>
+          <w:sz w:val="17"/>
+          <w:szCs w:val="17"/>
+          <w:b w:val="1"/>
+        </w:rPr>
+        <w:t>Unit 1 | Appendix J | Before or Week 1 | Optional / Teacher Reference</w:t>
+      </w:r>
+    </w:p>
+    <w:p>
+      <w:pPr>
+        <w:pStyle w:val="STARLABDivider"/>
+        <w:pBdr>
+          <w:bottom w:val="single" w:sz="12" w:space="1" w:color="E31B23"/>
+        </w:pBdr>
+      </w:pPr>
+    </w:p>
+    <w:p>
+      <w:pPr>
         <w:spacing w:after="240" w:before="240" w:lineRule="auto"/>
         <w:rPr/>
       </w:pPr>
       <w:r>
+        <w:rPr>
+          <w:rFonts w:ascii="Arial" w:hAnsi="Arial" w:eastAsia="Arial" w:cs="Arial"/>
+          <w:color w:val="111111"/>
+          <w:sz w:val="18"/>
+          <w:szCs w:val="18"/>
+        </w:rPr>
         <w:t>Teachers may choose to send this brief message before the course or during Week 1. It is the shortened launch option; use the STARLAB Parent/Guardian Communication Pack as the primary coursewide source for later approval, progress, reporting, showcase, and closure messages. Customize and distribute through a district-approved channel. This message does not replace district permission, consent, media-release, fieldwork, transportation, safety, or data-privacy forms.</w:t>
       </w:r>
     </w:p>
@@ -54,11 +96,13 @@
       <w:bookmarkEnd w:id="148"/>
       <w:r>
         <w:rPr>
+          <w:rFonts w:ascii="Arial" w:hAnsi="Arial" w:eastAsia="Arial" w:cs="Arial"/>
           <w:b w:val="1"/>
           <w:bCs w:val="1"/>
-          <w:sz w:val="34"/>
-          <w:szCs w:val="34"/>
+          <w:sz w:val="22"/>
+          <w:szCs w:val="22"/>
           <w:rtl w:val="0"/>
+          <w:color w:val="111111"/>
         </w:rPr>
         <w:t xml:space="preserve">Sample Message</w:t>
       </w:r>
@@ -70,7 +114,11 @@
       </w:pPr>
       <w:r>
         <w:rPr>
+          <w:rFonts w:ascii="Arial" w:hAnsi="Arial" w:eastAsia="Arial" w:cs="Arial"/>
           <w:rtl w:val="0"/>
+          <w:color w:val="111111"/>
+          <w:sz w:val="18"/>
+          <w:szCs w:val="18"/>
         </w:rPr>
         <w:t xml:space="preserve">Dear Parent or Guardian,</w:t>
       </w:r>
@@ -82,7 +130,11 @@
       </w:pPr>
       <w:r>
         <w:rPr>
+          <w:rFonts w:ascii="Arial" w:hAnsi="Arial" w:eastAsia="Arial" w:cs="Arial"/>
           <w:rtl w:val="0"/>
+          <w:color w:val="111111"/>
+          <w:sz w:val="18"/>
+          <w:szCs w:val="18"/>
         </w:rPr>
         <w:t xml:space="preserve">Your student is beginning STARLAB, a yearlong research-based science course. In this course, students will develop an original scientific or engineering project, maintain research documentation, collect and analyze data, and present their findings publicly.</w:t>
       </w:r>
@@ -94,7 +146,11 @@
       </w:pPr>
       <w:r>
         <w:rPr>
+          <w:rFonts w:ascii="Arial" w:hAnsi="Arial" w:eastAsia="Arial" w:cs="Arial"/>
           <w:rtl w:val="0"/>
+          <w:color w:val="111111"/>
+          <w:sz w:val="18"/>
+          <w:szCs w:val="18"/>
         </w:rPr>
         <w:t xml:space="preserve">During the first unit, students will explore possible research interests, review research ethics and safety expectations, and begin narrowing toward a feasible project idea. At this stage, students are brainstorming and refining. Final projects will require teacher approval before students begin testing or data collection.</w:t>
       </w:r>
@@ -106,7 +162,11 @@
       </w:pPr>
       <w:r>
         <w:rPr>
+          <w:rFonts w:ascii="Arial" w:hAnsi="Arial" w:eastAsia="Arial" w:cs="Arial"/>
           <w:rtl w:val="0"/>
+          <w:color w:val="111111"/>
+          <w:sz w:val="18"/>
+          <w:szCs w:val="18"/>
         </w:rPr>
         <w:t xml:space="preserve">You can support your student by asking what topics interest them, what problems they notice in the world around them, and what they might want to build, test, measure, or improve.</w:t>
       </w:r>
@@ -118,7 +178,11 @@
       </w:pPr>
       <w:r>
         <w:rPr>
+          <w:rFonts w:ascii="Arial" w:hAnsi="Arial" w:eastAsia="Arial" w:cs="Arial"/>
           <w:rtl w:val="0"/>
+          <w:color w:val="111111"/>
+          <w:sz w:val="18"/>
+          <w:szCs w:val="18"/>
         </w:rPr>
         <w:t xml:space="preserve">Thank you for supporting student research.</w:t>
       </w:r>
@@ -130,35 +194,70 @@
       </w:pPr>
       <w:r>
         <w:rPr>
+          <w:rFonts w:ascii="Arial" w:hAnsi="Arial" w:eastAsia="Arial" w:cs="Arial"/>
           <w:rtl w:val="0"/>
+          <w:color w:val="111111"/>
+          <w:sz w:val="18"/>
+          <w:szCs w:val="18"/>
         </w:rPr>
         <w:t xml:space="preserve">Sincerely,</w:t>
         <w:br w:type="textWrapping"/>
         <w:t xml:space="preserve">[Teacher Name]</w:t>
       </w:r>
     </w:p>
-    <w:p>
-      <w:pPr>
-        <w:rPr/>
-      </w:pPr>
-      <w:r>
-        <w:pict>
-          <v:rect style="width:0.0pt;height:1.5pt" o:hr="t" o:hrstd="t" o:hralign="center" fillcolor="#A0A0A0" stroked="f"/>
-        </w:pict>
-      </w:r>
-      <w:r>
-        <w:rPr>
-          <w:rtl w:val="0"/>
-        </w:rPr>
-      </w:r>
-    </w:p>
     <w:sectPr>
-      <w:pgSz w:h="15840" w:w="12240" w:orient="portrait"/>
-      <w:pgMar w:bottom="1440" w:top="1440" w:left="1440" w:right="1440" w:header="720" w:footer="720"/>
+      <w:headerReference w:type="default" r:id="rId6"/>
+      <w:footerReference w:type="default" r:id="rId7"/>
+      <w:pgSz w:h="15840" w:w="12240"/>
+      <w:pgMar w:bottom="936" w:top="936" w:left="1440" w:right="1440" w:header="504" w:footer="504"/>
       <w:pgNumType w:start="1"/>
     </w:sectPr>
   </w:body>
 </w:document>
+</file>
+
+<file path=word/footer1.xml><?xml version="1.0" encoding="utf-8"?>
+<w:ftr xmlns:m="http://schemas.openxmlformats.org/officeDocument/2006/math" xmlns:mc="http://schemas.openxmlformats.org/markup-compatibility/2006" xmlns:mo="http://schemas.microsoft.com/office/mac/office/2008/main" xmlns:mv="urn:schemas-microsoft-com:mac:vml" xmlns:o="urn:schemas-microsoft-com:office:office" xmlns:r="http://schemas.openxmlformats.org/officeDocument/2006/relationships" xmlns:v="urn:schemas-microsoft-com:vml" xmlns:w10="urn:schemas-microsoft-com:office:word" xmlns:w14="http://schemas.microsoft.com/office/word/2010/wordml" xmlns:w="http://schemas.openxmlformats.org/wordprocessingml/2006/main" xmlns:wne="http://schemas.microsoft.com/office/word/2006/wordml" xmlns:wp14="http://schemas.microsoft.com/office/word/2010/wordprocessingDrawing" xmlns:wp="http://schemas.openxmlformats.org/drawingml/2006/wordprocessingDrawing" xmlns:wpc="http://schemas.microsoft.com/office/word/2010/wordprocessingCanvas" xmlns:wpg="http://schemas.microsoft.com/office/word/2010/wordprocessingGroup" xmlns:wpi="http://schemas.microsoft.com/office/word/2010/wordprocessingInk" xmlns:wps="http://schemas.microsoft.com/office/word/2010/wordprocessingShape" mc:Ignorable="w14 wp14">
+  <w:p>
+    <w:pPr>
+      <w:pStyle w:val="Footer"/>
+      <w:spacing w:before="40" w:after="0"/>
+      <w:jc w:val="center"/>
+    </w:pPr>
+    <w:r>
+      <w:rPr>
+        <w:rFonts w:ascii="Arial" w:hAnsi="Arial" w:eastAsia="Arial" w:cs="Arial"/>
+        <w:color w:val="555555"/>
+        <w:sz w:val="16"/>
+        <w:szCs w:val="16"/>
+        <w:b w:val="0"/>
+      </w:rPr>
+      <w:t xml:space="preserve">STARLAB | UNIT 1 | APPENDIX J | PAGE </w:t>
+    </w:r>
+    <w:r>
+      <w:rPr>
+        <w:rFonts w:ascii="Arial" w:hAnsi="Arial" w:eastAsia="Arial" w:cs="Arial"/>
+        <w:color w:val="555555"/>
+        <w:sz w:val="16"/>
+        <w:szCs w:val="16"/>
+        <w:b w:val="0"/>
+      </w:rPr>
+      <w:fldChar w:fldCharType="begin"/>
+      <w:instrText xml:space="preserve"> PAGE </w:instrText>
+      <w:fldChar w:fldCharType="end"/>
+    </w:r>
+  </w:p>
+</w:ftr>
+</file>
+
+<file path=word/header1.xml><?xml version="1.0" encoding="utf-8"?>
+<w:hdr xmlns:m="http://schemas.openxmlformats.org/officeDocument/2006/math" xmlns:mc="http://schemas.openxmlformats.org/markup-compatibility/2006" xmlns:mo="http://schemas.microsoft.com/office/mac/office/2008/main" xmlns:mv="urn:schemas-microsoft-com:mac:vml" xmlns:o="urn:schemas-microsoft-com:office:office" xmlns:r="http://schemas.openxmlformats.org/officeDocument/2006/relationships" xmlns:v="urn:schemas-microsoft-com:vml" xmlns:w10="urn:schemas-microsoft-com:office:word" xmlns:w14="http://schemas.microsoft.com/office/word/2010/wordml" xmlns:w="http://schemas.openxmlformats.org/wordprocessingml/2006/main" xmlns:wne="http://schemas.microsoft.com/office/word/2006/wordml" xmlns:wp14="http://schemas.microsoft.com/office/word/2010/wordprocessingDrawing" xmlns:wp="http://schemas.openxmlformats.org/drawingml/2006/wordprocessingDrawing" xmlns:wpc="http://schemas.microsoft.com/office/word/2010/wordprocessingCanvas" xmlns:wpg="http://schemas.microsoft.com/office/word/2010/wordprocessingGroup" xmlns:wpi="http://schemas.microsoft.com/office/word/2010/wordprocessingInk" xmlns:wps="http://schemas.microsoft.com/office/word/2010/wordprocessingShape" mc:Ignorable="w14 wp14">
+  <w:p>
+    <w:pPr>
+      <w:pStyle w:val="Header"/>
+    </w:pPr>
+  </w:p>
+</w:hdr>
 </file>
 
 <file path=word/numbering.xml><?xml version="1.0" encoding="utf-8"?>
@@ -8332,19 +8431,32 @@
   </w:style>
   <w:style w:type="paragraph" w:styleId="Normal" w:default="1">
     <w:name w:val="normal"/>
+    <w:pPr>
+      <w:keepLines w:val="0"/>
+      <w:spacing w:before="0" w:after="40" w:line="240" w:lineRule="auto"/>
+    </w:pPr>
+    <w:rPr>
+      <w:rFonts w:ascii="Arial" w:hAnsi="Arial" w:eastAsia="Arial"/>
+      <w:b w:val="0"/>
+      <w:color w:val="111111"/>
+      <w:sz w:val="18"/>
+    </w:rPr>
   </w:style>
   <w:style w:type="paragraph" w:styleId="Heading1">
     <w:name w:val="heading 1"/>
     <w:basedOn w:val="Normal"/>
     <w:next w:val="Normal"/>
     <w:pPr>
-      <w:keepNext w:val="1"/>
+      <w:keepNext/>
       <w:keepLines w:val="1"/>
       <w:pageBreakBefore w:val="0"/>
-      <w:spacing w:after="120" w:before="400" w:lineRule="auto"/>
+      <w:spacing w:after="60" w:before="180" w:lineRule="auto" w:line="240"/>
     </w:pPr>
     <w:rPr>
-      <w:sz w:val="40"/>
+      <w:rFonts w:ascii="Arial" w:hAnsi="Arial" w:eastAsia="Arial"/>
+      <w:b/>
+      <w:color w:val="E31B23"/>
+      <w:sz w:val="27"/>
       <w:szCs w:val="40"/>
     </w:rPr>
   </w:style>
@@ -8353,15 +8465,17 @@
     <w:basedOn w:val="Normal"/>
     <w:next w:val="Normal"/>
     <w:pPr>
-      <w:keepNext w:val="1"/>
+      <w:keepNext/>
       <w:keepLines w:val="1"/>
       <w:pageBreakBefore w:val="0"/>
-      <w:spacing w:after="120" w:before="360" w:lineRule="auto"/>
+      <w:spacing w:after="40" w:before="120" w:lineRule="auto" w:line="240"/>
     </w:pPr>
     <w:rPr>
-      <w:b w:val="0"/>
+      <w:rFonts w:ascii="Arial" w:hAnsi="Arial" w:eastAsia="Arial"/>
+      <w:b/>
       <w:bCs w:val="0"/>
-      <w:sz w:val="32"/>
+      <w:color w:val="111111"/>
+      <w:sz w:val="22"/>
       <w:szCs w:val="32"/>
     </w:rPr>
   </w:style>
@@ -8370,16 +8484,17 @@
     <w:basedOn w:val="Normal"/>
     <w:next w:val="Normal"/>
     <w:pPr>
-      <w:keepNext w:val="1"/>
+      <w:keepNext/>
       <w:keepLines w:val="1"/>
       <w:pageBreakBefore w:val="0"/>
-      <w:spacing w:after="80" w:before="320" w:lineRule="auto"/>
+      <w:spacing w:after="40" w:before="100" w:lineRule="auto" w:line="240"/>
     </w:pPr>
     <w:rPr>
-      <w:b w:val="0"/>
+      <w:rFonts w:ascii="Arial" w:hAnsi="Arial" w:eastAsia="Arial"/>
+      <w:b/>
       <w:bCs w:val="0"/>
-      <w:color w:val="434343"/>
-      <w:sz w:val="28"/>
+      <w:color w:val="555555"/>
+      <w:sz w:val="20"/>
       <w:szCs w:val="28"/>
     </w:rPr>
   </w:style>
@@ -8522,6 +8637,117 @@
       <w:tblStyleColBandSize w:val="1"/>
       <w:tblCellMar/>
     </w:tblPr>
+  </w:style>
+  <w:style w:type="paragraph" w:customStyle="1" w:styleId="STARLABKicker">
+    <w:name w:val="STARLAB Kicker"/>
+    <w:pPr>
+      <w:spacing w:before="0" w:after="60" w:line="240" w:lineRule="auto"/>
+    </w:pPr>
+    <w:rPr>
+      <w:rFonts w:ascii="Arial" w:hAnsi="Arial" w:eastAsia="Arial"/>
+      <w:b/>
+      <w:caps/>
+      <w:color w:val="E31B23"/>
+      <w:sz w:val="18"/>
+    </w:rPr>
+  </w:style>
+  <w:style w:type="paragraph" w:customStyle="1" w:styleId="STARLABResourceTitle">
+    <w:name w:val="STARLAB Resource Title"/>
+    <w:pPr>
+      <w:spacing w:before="0" w:after="60" w:line="240" w:lineRule="auto"/>
+    </w:pPr>
+    <w:rPr>
+      <w:rFonts w:ascii="Arial" w:hAnsi="Arial" w:eastAsia="Arial"/>
+      <w:b/>
+      <w:color w:val="111111"/>
+      <w:sz w:val="38"/>
+    </w:rPr>
+  </w:style>
+  <w:style w:type="paragraph" w:customStyle="1" w:styleId="STARLABResourceMeta">
+    <w:name w:val="STARLAB Resource Meta"/>
+    <w:pPr>
+      <w:spacing w:before="0" w:after="80" w:line="240" w:lineRule="auto"/>
+    </w:pPr>
+    <w:rPr>
+      <w:rFonts w:ascii="Arial" w:hAnsi="Arial" w:eastAsia="Arial"/>
+      <w:b/>
+      <w:color w:val="555555"/>
+      <w:sz w:val="17"/>
+    </w:rPr>
+  </w:style>
+  <w:style w:type="paragraph" w:customStyle="1" w:styleId="STARLABDivider">
+    <w:name w:val="STARLAB Divider"/>
+    <w:pPr>
+      <w:spacing w:before="0" w:after="160" w:line="240" w:lineRule="auto"/>
+    </w:pPr>
+    <w:rPr>
+      <w:rFonts w:ascii="Arial" w:hAnsi="Arial" w:eastAsia="Arial"/>
+      <w:b w:val="0"/>
+      <w:color w:val="E31B23"/>
+      <w:sz w:val="4"/>
+    </w:rPr>
+  </w:style>
+  <w:style w:type="paragraph" w:customStyle="1" w:styleId="STARLABPrompt">
+    <w:name w:val="STARLAB Prompt"/>
+    <w:pPr>
+      <w:spacing w:before="60" w:after="40" w:line="247" w:lineRule="auto"/>
+    </w:pPr>
+    <w:rPr>
+      <w:rFonts w:ascii="Arial" w:hAnsi="Arial" w:eastAsia="Arial"/>
+      <w:b/>
+      <w:color w:val="111111"/>
+      <w:sz w:val="20"/>
+    </w:rPr>
+  </w:style>
+  <w:style w:type="paragraph" w:customStyle="1" w:styleId="STARLABUseNote">
+    <w:name w:val="STARLAB Use Note"/>
+    <w:pPr>
+      <w:spacing w:before="0" w:after="80" w:line="247" w:lineRule="auto"/>
+    </w:pPr>
+    <w:rPr>
+      <w:rFonts w:ascii="Arial" w:hAnsi="Arial" w:eastAsia="Arial"/>
+      <w:b w:val="0"/>
+      <w:color w:val="555555"/>
+      <w:sz w:val="17"/>
+    </w:rPr>
+  </w:style>
+  <w:style w:type="paragraph" w:customStyle="1" w:styleId="STARLABResponseLine">
+    <w:name w:val="STARLAB Response Line"/>
+    <w:pPr>
+      <w:spacing w:before="0" w:after="60" w:line="240" w:lineRule="auto"/>
+    </w:pPr>
+    <w:rPr>
+      <w:rFonts w:ascii="Arial" w:hAnsi="Arial" w:eastAsia="Arial"/>
+      <w:b w:val="0"/>
+      <w:color w:val="111111"/>
+      <w:sz w:val="20"/>
+    </w:rPr>
+  </w:style>
+  <w:style w:type="paragraph" w:customStyle="1" w:styleId="ListBullet">
+    <w:name w:val="List Bullet"/>
+    <w:pPr>
+      <w:spacing w:before="0" w:after="40" w:line="240" w:lineRule="auto"/>
+      <w:ind w:left="547" w:hanging="274"/>
+    </w:pPr>
+    <w:rPr>
+      <w:rFonts w:ascii="Arial" w:hAnsi="Arial" w:eastAsia="Arial"/>
+      <w:b w:val="0"/>
+      <w:color w:val="111111"/>
+      <w:sz w:val="18"/>
+    </w:rPr>
+  </w:style>
+  <w:style w:type="paragraph" w:customStyle="1" w:styleId="ListNumber">
+    <w:name w:val="List Number"/>
+    <w:pPr>
+      <w:spacing w:before="0" w:after="40" w:line="240" w:lineRule="auto"/>
+      <w:ind w:left="547" w:hanging="274"/>
+    </w:pPr>
+    <w:rPr>
+      <w:rFonts w:ascii="Arial" w:hAnsi="Arial" w:eastAsia="Arial"/>
+      <w:b w:val="0"/>
+      <w:color w:val="111111"/>
+      <w:sz w:val="18"/>
+    </w:rPr>
   </w:style>
 </w:styles>
 </file>
